--- a/proyectos/entidades/README.docx
+++ b/proyectos/entidades/README.docx
@@ -69,7 +69,18 @@
         <w:t>README.docx</w:t>
       </w:r>
       <w:r>
-        <w:t>). Los nombres de tablas son ilustrativos; solo la ejecución posterior en APEX exige sustituirlos por objetos que existan en el esquema de la aplicación.</w:t>
+        <w:t xml:space="preserve">). Sus tablas tienen el prefijo </w:t>
+      </w:r>
+      <w:r>
+        <w:rPr>
+          <w:rFonts w:ascii="Consolas" w:hAnsi="Consolas"/>
+          <w:color w:val="233648"/>
+          <w:sz w:val="16"/>
+        </w:rPr>
+        <w:t>pruebap_</w:t>
+      </w:r>
+      <w:r>
+        <w:t xml:space="preserve"> y están pensadas para una página de prueba (página 70); la sección «Tablas de prueba» incluye el DDL y los datos para crearlas.</w:t>
       </w:r>
     </w:p>
     <w:p>
@@ -274,7 +285,7 @@
           <w:color w:val="233648"/>
           <w:sz w:val="16"/>
         </w:rPr>
-        <w:t>entidad</w:t>
+        <w:t>pruebap_entidad</w:t>
       </w:r>
       <w:r>
         <w:t xml:space="preserve">, </w:t>
@@ -285,7 +296,7 @@
           <w:color w:val="233648"/>
           <w:sz w:val="16"/>
         </w:rPr>
-        <w:t>mae_departamento</w:t>
+        <w:t>pruebap_departamento</w:t>
       </w:r>
       <w:r>
         <w:t xml:space="preserve">, </w:t>
@@ -296,12 +307,495 @@
           <w:color w:val="233648"/>
           <w:sz w:val="16"/>
         </w:rPr>
-        <w:t>mae_distrito</w:t>
+        <w:t>pruebap_distrito</w:t>
       </w:r>
       <w:r>
-        <w:t>) son ilustrativas: el proceso solo funcionará en APEX después de adaptar el SQL a objetos reales y recompilar.</w:t>
+        <w:t>) son tablas de prueba: créelas en el parsing schema (sección «Tablas de prueba») o adapte el SQL a objetos reales y recompile.</w:t>
       </w:r>
     </w:p>
+    <w:p>
+      <w:pPr>
+        <w:pStyle w:val="Heading1"/>
+        <w:keepNext/>
+      </w:pPr>
+      <w:r>
+        <w:t>Tablas de prueba</w:t>
+      </w:r>
+    </w:p>
+    <w:p>
+      <w:r>
+        <w:t xml:space="preserve">Ejecútelo conectado como el </w:t>
+      </w:r>
+      <w:r>
+        <w:rPr>
+          <w:i/>
+        </w:rPr>
+        <w:t>parsing schema</w:t>
+      </w:r>
+      <w:r>
+        <w:t xml:space="preserve">. Los tipos coinciden con los binds: </w:t>
+      </w:r>
+      <w:r>
+        <w:rPr>
+          <w:rFonts w:ascii="Consolas" w:hAnsi="Consolas"/>
+          <w:color w:val="233648"/>
+          <w:sz w:val="16"/>
+        </w:rPr>
+        <w:t>vdni</w:t>
+      </w:r>
+      <w:r>
+        <w:t xml:space="preserve"> es texto, </w:t>
+      </w:r>
+      <w:r>
+        <w:rPr>
+          <w:rFonts w:ascii="Consolas" w:hAnsi="Consolas"/>
+          <w:color w:val="233648"/>
+          <w:sz w:val="16"/>
+        </w:rPr>
+        <w:t>departamento_id</w:t>
+      </w:r>
+      <w:r>
+        <w:t xml:space="preserve"> es número y </w:t>
+      </w:r>
+      <w:r>
+        <w:rPr>
+          <w:rFonts w:ascii="Consolas" w:hAnsi="Consolas"/>
+          <w:color w:val="233648"/>
+          <w:sz w:val="16"/>
+        </w:rPr>
+        <w:t>fecha_registro</w:t>
+      </w:r>
+      <w:r>
+        <w:t xml:space="preserve"> es fecha.</w:t>
+      </w:r>
+    </w:p>
+    <w:tbl>
+      <w:tblPr>
+        <w:tblW w:type="auto" w:w="0"/>
+        <w:jc w:val="center"/>
+        <w:tblLook w:firstColumn="1" w:firstRow="1" w:lastColumn="0" w:lastRow="0" w:noHBand="0" w:noVBand="1" w:val="04A0"/>
+      </w:tblPr>
+      <w:tblGrid>
+        <w:gridCol w:w="9972"/>
+      </w:tblGrid>
+      <w:tr>
+        <w:tc>
+          <w:tcPr>
+            <w:tcW w:type="dxa" w:w="9972"/>
+            <w:shd w:fill="F5F7F9"/>
+            <w:tcMar>
+              <w:top w:w="100" w:type="dxa"/>
+              <w:start w:w="140" w:type="dxa"/>
+              <w:bottom w:w="100" w:type="dxa"/>
+              <w:end w:w="140" w:type="dxa"/>
+            </w:tcMar>
+          </w:tcPr>
+          <w:p>
+            <w:pPr>
+              <w:keepLines/>
+              <w:spacing w:after="0"/>
+            </w:pPr>
+            <w:r>
+              <w:rPr>
+                <w:rFonts w:ascii="Consolas" w:hAnsi="Consolas"/>
+                <w:color w:val="233648"/>
+                <w:sz w:val="16"/>
+              </w:rPr>
+              <w:t>create table pruebap_departamento (</w:t>
+            </w:r>
+            <w:r>
+              <w:br/>
+            </w:r>
+            <w:r>
+              <w:rPr>
+                <w:rFonts w:ascii="Consolas" w:hAnsi="Consolas"/>
+                <w:color w:val="233648"/>
+                <w:sz w:val="16"/>
+              </w:rPr>
+              <w:t xml:space="preserve">    id          number primary key,</w:t>
+            </w:r>
+            <w:r>
+              <w:br/>
+            </w:r>
+            <w:r>
+              <w:rPr>
+                <w:rFonts w:ascii="Consolas" w:hAnsi="Consolas"/>
+                <w:color w:val="233648"/>
+                <w:sz w:val="16"/>
+              </w:rPr>
+              <w:t xml:space="preserve">    descripcion varchar2(100) not null</w:t>
+            </w:r>
+            <w:r>
+              <w:br/>
+            </w:r>
+            <w:r>
+              <w:rPr>
+                <w:rFonts w:ascii="Consolas" w:hAnsi="Consolas"/>
+                <w:color w:val="233648"/>
+                <w:sz w:val="16"/>
+              </w:rPr>
+              <w:t>);</w:t>
+            </w:r>
+            <w:r>
+              <w:br/>
+            </w:r>
+            <w:r>
+              <w:br/>
+            </w:r>
+            <w:r>
+              <w:rPr>
+                <w:rFonts w:ascii="Consolas" w:hAnsi="Consolas"/>
+                <w:color w:val="233648"/>
+                <w:sz w:val="16"/>
+              </w:rPr>
+              <w:t>create table pruebap_distrito (</w:t>
+            </w:r>
+            <w:r>
+              <w:br/>
+            </w:r>
+            <w:r>
+              <w:rPr>
+                <w:rFonts w:ascii="Consolas" w:hAnsi="Consolas"/>
+                <w:color w:val="233648"/>
+                <w:sz w:val="16"/>
+              </w:rPr>
+              <w:t xml:space="preserve">    id          number primary key,</w:t>
+            </w:r>
+            <w:r>
+              <w:br/>
+            </w:r>
+            <w:r>
+              <w:rPr>
+                <w:rFonts w:ascii="Consolas" w:hAnsi="Consolas"/>
+                <w:color w:val="233648"/>
+                <w:sz w:val="16"/>
+              </w:rPr>
+              <w:t xml:space="preserve">    descripcion varchar2(100) not null</w:t>
+            </w:r>
+            <w:r>
+              <w:br/>
+            </w:r>
+            <w:r>
+              <w:rPr>
+                <w:rFonts w:ascii="Consolas" w:hAnsi="Consolas"/>
+                <w:color w:val="233648"/>
+                <w:sz w:val="16"/>
+              </w:rPr>
+              <w:t>);</w:t>
+            </w:r>
+            <w:r>
+              <w:br/>
+            </w:r>
+            <w:r>
+              <w:br/>
+            </w:r>
+            <w:r>
+              <w:rPr>
+                <w:rFonts w:ascii="Consolas" w:hAnsi="Consolas"/>
+                <w:color w:val="233648"/>
+                <w:sz w:val="16"/>
+              </w:rPr>
+              <w:t>create table pruebap_entidad (</w:t>
+            </w:r>
+            <w:r>
+              <w:br/>
+            </w:r>
+            <w:r>
+              <w:rPr>
+                <w:rFonts w:ascii="Consolas" w:hAnsi="Consolas"/>
+                <w:color w:val="233648"/>
+                <w:sz w:val="16"/>
+              </w:rPr>
+              <w:t xml:space="preserve">    vdni            varchar2(8) primary key,</w:t>
+            </w:r>
+            <w:r>
+              <w:br/>
+            </w:r>
+            <w:r>
+              <w:rPr>
+                <w:rFonts w:ascii="Consolas" w:hAnsi="Consolas"/>
+                <w:color w:val="233648"/>
+                <w:sz w:val="16"/>
+              </w:rPr>
+              <w:t xml:space="preserve">    vnom            varchar2(200) not null,</w:t>
+            </w:r>
+            <w:r>
+              <w:br/>
+            </w:r>
+            <w:r>
+              <w:rPr>
+                <w:rFonts w:ascii="Consolas" w:hAnsi="Consolas"/>
+                <w:color w:val="233648"/>
+                <w:sz w:val="16"/>
+              </w:rPr>
+              <w:t xml:space="preserve">    vdirec_actual   varchar2(300),</w:t>
+            </w:r>
+            <w:r>
+              <w:br/>
+            </w:r>
+            <w:r>
+              <w:rPr>
+                <w:rFonts w:ascii="Consolas" w:hAnsi="Consolas"/>
+                <w:color w:val="233648"/>
+                <w:sz w:val="16"/>
+              </w:rPr>
+              <w:t xml:space="preserve">    departamento_id number references pruebap_departamento(id),</w:t>
+            </w:r>
+            <w:r>
+              <w:br/>
+            </w:r>
+            <w:r>
+              <w:rPr>
+                <w:rFonts w:ascii="Consolas" w:hAnsi="Consolas"/>
+                <w:color w:val="233648"/>
+                <w:sz w:val="16"/>
+              </w:rPr>
+              <w:t xml:space="preserve">    distrito_id     number references pruebap_distrito(id),</w:t>
+            </w:r>
+            <w:r>
+              <w:br/>
+            </w:r>
+            <w:r>
+              <w:rPr>
+                <w:rFonts w:ascii="Consolas" w:hAnsi="Consolas"/>
+                <w:color w:val="233648"/>
+                <w:sz w:val="16"/>
+              </w:rPr>
+              <w:t xml:space="preserve">    vnro_tlf1       varchar2(20),</w:t>
+            </w:r>
+            <w:r>
+              <w:br/>
+            </w:r>
+            <w:r>
+              <w:rPr>
+                <w:rFonts w:ascii="Consolas" w:hAnsi="Consolas"/>
+                <w:color w:val="233648"/>
+                <w:sz w:val="16"/>
+              </w:rPr>
+              <w:t xml:space="preserve">    fecha_registro  date default sysdate</w:t>
+            </w:r>
+            <w:r>
+              <w:br/>
+            </w:r>
+            <w:r>
+              <w:rPr>
+                <w:rFonts w:ascii="Consolas" w:hAnsi="Consolas"/>
+                <w:color w:val="233648"/>
+                <w:sz w:val="16"/>
+              </w:rPr>
+              <w:t>);</w:t>
+            </w:r>
+            <w:r>
+              <w:br/>
+            </w:r>
+            <w:r>
+              <w:br/>
+            </w:r>
+            <w:r>
+              <w:rPr>
+                <w:rFonts w:ascii="Consolas" w:hAnsi="Consolas"/>
+                <w:color w:val="233648"/>
+                <w:sz w:val="16"/>
+              </w:rPr>
+              <w:t>insert into pruebap_departamento values (1, 'Lima');</w:t>
+            </w:r>
+            <w:r>
+              <w:br/>
+            </w:r>
+            <w:r>
+              <w:rPr>
+                <w:rFonts w:ascii="Consolas" w:hAnsi="Consolas"/>
+                <w:color w:val="233648"/>
+                <w:sz w:val="16"/>
+              </w:rPr>
+              <w:t>insert into pruebap_departamento values (2, 'Arequipa');</w:t>
+            </w:r>
+            <w:r>
+              <w:br/>
+            </w:r>
+            <w:r>
+              <w:rPr>
+                <w:rFonts w:ascii="Consolas" w:hAnsi="Consolas"/>
+                <w:color w:val="233648"/>
+                <w:sz w:val="16"/>
+              </w:rPr>
+              <w:t>insert into pruebap_departamento values (3, 'Cusco');</w:t>
+            </w:r>
+            <w:r>
+              <w:br/>
+            </w:r>
+            <w:r>
+              <w:rPr>
+                <w:rFonts w:ascii="Consolas" w:hAnsi="Consolas"/>
+                <w:color w:val="233648"/>
+                <w:sz w:val="16"/>
+              </w:rPr>
+              <w:t>insert into pruebap_distrito values (1, 'Miraflores');</w:t>
+            </w:r>
+            <w:r>
+              <w:br/>
+            </w:r>
+            <w:r>
+              <w:rPr>
+                <w:rFonts w:ascii="Consolas" w:hAnsi="Consolas"/>
+                <w:color w:val="233648"/>
+                <w:sz w:val="16"/>
+              </w:rPr>
+              <w:t>insert into pruebap_distrito values (2, 'Cayma');</w:t>
+            </w:r>
+            <w:r>
+              <w:br/>
+            </w:r>
+            <w:r>
+              <w:rPr>
+                <w:rFonts w:ascii="Consolas" w:hAnsi="Consolas"/>
+                <w:color w:val="233648"/>
+                <w:sz w:val="16"/>
+              </w:rPr>
+              <w:t>insert into pruebap_distrito values (3, 'Wanchaq');</w:t>
+            </w:r>
+            <w:r>
+              <w:br/>
+            </w:r>
+            <w:r>
+              <w:br/>
+            </w:r>
+            <w:r>
+              <w:rPr>
+                <w:rFonts w:ascii="Consolas" w:hAnsi="Consolas"/>
+                <w:color w:val="233648"/>
+                <w:sz w:val="16"/>
+              </w:rPr>
+              <w:t>insert into pruebap_entidad values ('12345678', 'Ana Torres Ríos', 'Av. Larco 123', 1, 1, '987654321', date '2025-01-15');</w:t>
+            </w:r>
+            <w:r>
+              <w:br/>
+            </w:r>
+            <w:r>
+              <w:rPr>
+                <w:rFonts w:ascii="Consolas" w:hAnsi="Consolas"/>
+                <w:color w:val="233648"/>
+                <w:sz w:val="16"/>
+              </w:rPr>
+              <w:t>insert into pruebap_entidad values ('23456789', 'Luis Pérez Soto', 'Calle Mercaderes 45', 2, 2, '976543210', date '2025-06-01');</w:t>
+            </w:r>
+            <w:r>
+              <w:br/>
+            </w:r>
+            <w:r>
+              <w:rPr>
+                <w:rFonts w:ascii="Consolas" w:hAnsi="Consolas"/>
+                <w:color w:val="233648"/>
+                <w:sz w:val="16"/>
+              </w:rPr>
+              <w:t>insert into pruebap_entidad values ('34567890', 'María Quispe Huamán', 'Av. de la Cultura 800', 3, 3, null, date '2026-02-10');</w:t>
+            </w:r>
+            <w:r>
+              <w:br/>
+            </w:r>
+            <w:r>
+              <w:rPr>
+                <w:rFonts w:ascii="Consolas" w:hAnsi="Consolas"/>
+                <w:color w:val="233648"/>
+                <w:sz w:val="16"/>
+              </w:rPr>
+              <w:t>-- dirección larga para la columna AUTO</w:t>
+            </w:r>
+            <w:r>
+              <w:br/>
+            </w:r>
+            <w:r>
+              <w:rPr>
+                <w:rFonts w:ascii="Consolas" w:hAnsi="Consolas"/>
+                <w:color w:val="233648"/>
+                <w:sz w:val="16"/>
+              </w:rPr>
+              <w:t>insert into pruebap_entidad values ('45678901', 'Carlos Ñique', rpad('Jr. Muy Largo ', 250, 'x'), 1, null, '014445555', date '2026-09-01');</w:t>
+            </w:r>
+            <w:r>
+              <w:br/>
+            </w:r>
+            <w:r>
+              <w:br/>
+            </w:r>
+            <w:r>
+              <w:rPr>
+                <w:rFonts w:ascii="Consolas" w:hAnsi="Consolas"/>
+                <w:color w:val="233648"/>
+                <w:sz w:val="16"/>
+              </w:rPr>
+              <w:t>-- 2500 filas para probar el límite max_rows = 2000</w:t>
+            </w:r>
+            <w:r>
+              <w:br/>
+            </w:r>
+            <w:r>
+              <w:rPr>
+                <w:rFonts w:ascii="Consolas" w:hAnsi="Consolas"/>
+                <w:color w:val="233648"/>
+                <w:sz w:val="16"/>
+              </w:rPr>
+              <w:t>insert into pruebap_entidad (vdni, vnom, vdirec_actual, departamento_id, distrito_id, vnro_tlf1, fecha_registro)</w:t>
+            </w:r>
+            <w:r>
+              <w:br/>
+            </w:r>
+            <w:r>
+              <w:rPr>
+                <w:rFonts w:ascii="Consolas" w:hAnsi="Consolas"/>
+                <w:color w:val="233648"/>
+                <w:sz w:val="16"/>
+              </w:rPr>
+              <w:t>select lpad(to_char(50000000 + level), 8, '0'), 'Persona ' || level, 'Dirección ' || level,</w:t>
+            </w:r>
+            <w:r>
+              <w:br/>
+            </w:r>
+            <w:r>
+              <w:rPr>
+                <w:rFonts w:ascii="Consolas" w:hAnsi="Consolas"/>
+                <w:color w:val="233648"/>
+                <w:sz w:val="16"/>
+              </w:rPr>
+              <w:t xml:space="preserve">       mod(level, 3) + 1, mod(level, 3) + 1, '9' || lpad(level, 8, '0'),</w:t>
+            </w:r>
+            <w:r>
+              <w:br/>
+            </w:r>
+            <w:r>
+              <w:rPr>
+                <w:rFonts w:ascii="Consolas" w:hAnsi="Consolas"/>
+                <w:color w:val="233648"/>
+                <w:sz w:val="16"/>
+              </w:rPr>
+              <w:t xml:space="preserve">       date '2024-01-01' + mod(level, 900)</w:t>
+            </w:r>
+            <w:r>
+              <w:br/>
+            </w:r>
+            <w:r>
+              <w:rPr>
+                <w:rFonts w:ascii="Consolas" w:hAnsi="Consolas"/>
+                <w:color w:val="233648"/>
+                <w:sz w:val="16"/>
+              </w:rPr>
+              <w:t xml:space="preserve">  from dual connect by level &lt;= 2500;</w:t>
+            </w:r>
+            <w:r>
+              <w:br/>
+            </w:r>
+            <w:r>
+              <w:rPr>
+                <w:rFonts w:ascii="Consolas" w:hAnsi="Consolas"/>
+                <w:color w:val="233648"/>
+                <w:sz w:val="16"/>
+              </w:rPr>
+              <w:t>commit;</w:t>
+            </w:r>
+          </w:p>
+        </w:tc>
+      </w:tr>
+    </w:tbl>
     <w:p>
       <w:pPr>
         <w:pStyle w:val="Heading1"/>
@@ -1125,7 +1619,7 @@
           <w:color w:val="233648"/>
           <w:sz w:val="16"/>
         </w:rPr>
-        <w:t>{"name": "UNIDAD", "source": "ITEM", "item": "P42_UNIDAD", "type": "VARCHAR2"}</w:t>
+        <w:t>{"name": "UNIDAD", "source": "ITEM", "item": "P70_UNIDAD", "type": "VARCHAR2"}</w:t>
       </w:r>
       <w:r>
         <w:t xml:space="preserve"> y cree ese Page Item.</w:t>
@@ -1295,7 +1789,7 @@
                 <w:rFonts w:ascii="Aptos" w:hAnsi="Aptos"/>
                 <w:sz w:val="16"/>
               </w:rPr>
-              <w:t>P42_DNI</w:t>
+              <w:t>P70_DNI</w:t>
             </w:r>
           </w:p>
         </w:tc>
@@ -1378,7 +1872,7 @@
                 <w:rFonts w:ascii="Aptos" w:hAnsi="Aptos"/>
                 <w:sz w:val="16"/>
               </w:rPr>
-              <w:t>P42_DEPARTAMENTO_ID</w:t>
+              <w:t>P70_DEPARTAMENTO_ID</w:t>
             </w:r>
           </w:p>
         </w:tc>
@@ -1459,7 +1953,7 @@
                 <w:rFonts w:ascii="Aptos" w:hAnsi="Aptos"/>
                 <w:sz w:val="16"/>
               </w:rPr>
-              <w:t>P42_FECHA_DESDE</w:t>
+              <w:t>P70_FECHA_DESDE</w:t>
             </w:r>
           </w:p>
         </w:tc>
@@ -1700,7 +2194,7 @@
           <w:color w:val="233648"/>
           <w:sz w:val="16"/>
         </w:rPr>
-        <w:t>P42_DEPARTAMENTO_ID</w:t>
+        <w:t>P70_DEPARTAMENTO_ID</w:t>
       </w:r>
       <w:r>
         <w:t xml:space="preserve"> puede almacenar el identificador numérico del LOV. Ese valor sirve solo como filtro. El reporte imprime </w:t>

--- a/proyectos/entidades/README.docx
+++ b/proyectos/entidades/README.docx
@@ -168,6 +168,17 @@
                 <w:color w:val="233648"/>
                 <w:sz w:val="16"/>
               </w:rPr>
+              <w:t xml:space="preserve">  datos_prueba.sql           &lt;- tablas PRUEBAP_ de esta prueba (página 70)</w:t>
+            </w:r>
+            <w:r>
+              <w:br/>
+            </w:r>
+            <w:r>
+              <w:rPr>
+                <w:rFonts w:ascii="Consolas" w:hAnsi="Consolas"/>
+                <w:color w:val="233648"/>
+                <w:sz w:val="16"/>
+              </w:rPr>
               <w:t xml:space="preserve">  generado/                  &lt;- material de trabajo que no se sube a APEX</w:t>
             </w:r>
             <w:r>
@@ -324,7 +335,18 @@
     </w:p>
     <w:p>
       <w:r>
-        <w:t xml:space="preserve">Ejecútelo conectado como el </w:t>
+        <w:t xml:space="preserve">El mismo script está en </w:t>
+      </w:r>
+      <w:r>
+        <w:rPr>
+          <w:rFonts w:ascii="Consolas" w:hAnsi="Consolas"/>
+          <w:color w:val="233648"/>
+          <w:sz w:val="16"/>
+        </w:rPr>
+        <w:t>datos_prueba.sql</w:t>
+      </w:r>
+      <w:r>
+        <w:t xml:space="preserve"> de esta carpeta. Ejecútelo conectado como el </w:t>
       </w:r>
       <w:r>
         <w:rPr>
@@ -724,7 +746,7 @@
                 <w:color w:val="233648"/>
                 <w:sz w:val="16"/>
               </w:rPr>
-              <w:t>-- 2500 filas para probar el límite max_rows = 2000</w:t>
+              <w:t>-- 2500 filas para probar un volumen grande (se exportan todas)</w:t>
             </w:r>
             <w:r>
               <w:br/>
@@ -3265,7 +3287,7 @@
               <w:rPr>
                 <w:sz w:val="15"/>
               </w:rPr>
-              <w:t>tablas reales, aliases del DOCX, Page Items, título, anchos y max_rows</w:t>
+              <w:t>tablas reales, aliases del DOCX, Page Items, título y anchos</w:t>
             </w:r>
           </w:p>
         </w:tc>
